--- a/gymFlowDocs.docx
+++ b/gymFlowDocs.docx
@@ -3,11 +3,137 @@
 <w:document xmlns:wpc="http://schemas.microsoft.com/office/word/2010/wordprocessingCanvas" xmlns:mc="http://schemas.openxmlformats.org/markup-compatibility/2006" xmlns:o="urn:schemas-microsoft-com:office:office" xmlns:r="http://schemas.openxmlformats.org/officeDocument/2006/relationships" xmlns:m="http://schemas.openxmlformats.org/officeDocument/2006/math" xmlns:v="urn:schemas-microsoft-com:vml" xmlns:wp14="http://schemas.microsoft.com/office/word/2010/wordprocessingDrawing" xmlns:wp="http://schemas.openxmlformats.org/drawingml/2006/wordprocessingDrawing" xmlns:w10="urn:schemas-microsoft-com:office:word" xmlns:w="http://schemas.openxmlformats.org/wordprocessingml/2006/main" xmlns:w14="http://schemas.microsoft.com/office/word/2010/wordml" xmlns:w15="http://schemas.microsoft.com/office/word/2012/wordml" xmlns:wpg="http://schemas.microsoft.com/office/word/2010/wordprocessingGroup" xmlns:wpi="http://schemas.microsoft.com/office/word/2010/wordprocessingInk" xmlns:wne="http://schemas.microsoft.com/office/word/2006/wordml" xmlns:wps="http://schemas.microsoft.com/office/word/2010/wordprocessingShape" mc:Ignorable="w14 w15 wp14">
   <w:body>
     <w:p>
+      <w:pPr>
+        <w:rPr>
+          <w:rFonts w:ascii="Times New Roman" w:eastAsia="Times New Roman" w:hAnsi="Times New Roman" w:cs="Times New Roman"/>
+          <w:b/>
+          <w:sz w:val="28"/>
+          <w:szCs w:val="28"/>
+          <w:u w:val="single"/>
+        </w:rPr>
+      </w:pPr>
+      <w:r>
+        <w:rPr>
+          <w:rFonts w:ascii="Times New Roman" w:eastAsia="Times New Roman" w:hAnsi="Times New Roman" w:cs="Times New Roman"/>
+          <w:b/>
+          <w:sz w:val="28"/>
+          <w:szCs w:val="28"/>
+          <w:u w:val="single"/>
+        </w:rPr>
+        <w:t>Issues Identified in the system</w:t>
+      </w:r>
+    </w:p>
+    <w:p>
+      <w:pPr>
+        <w:rPr>
+          <w:rFonts w:ascii="Times New Roman" w:eastAsia="Times New Roman" w:hAnsi="Times New Roman" w:cs="Times New Roman"/>
+          <w:b/>
+          <w:sz w:val="28"/>
+          <w:szCs w:val="28"/>
+        </w:rPr>
+      </w:pPr>
+      <w:r>
+        <w:rPr>
+          <w:rFonts w:ascii="Times New Roman" w:eastAsia="Times New Roman" w:hAnsi="Times New Roman" w:cs="Times New Roman"/>
+          <w:b/>
+          <w:sz w:val="28"/>
+          <w:szCs w:val="28"/>
+        </w:rPr>
+        <w:t>17/0</w:t>
+      </w:r>
+      <w:r>
+        <w:rPr>
+          <w:rFonts w:ascii="Times New Roman" w:eastAsia="Times New Roman" w:hAnsi="Times New Roman" w:cs="Times New Roman"/>
+          <w:b/>
+          <w:sz w:val="28"/>
+          <w:szCs w:val="28"/>
+        </w:rPr>
+        <w:t>8/2026:</w:t>
+      </w:r>
+    </w:p>
+    <w:p>
+      <w:pPr>
+        <w:rPr>
+          <w:rFonts w:ascii="Times New Roman" w:eastAsia="Times New Roman" w:hAnsi="Times New Roman" w:cs="Times New Roman"/>
+          <w:b/>
+          <w:sz w:val="28"/>
+          <w:szCs w:val="28"/>
+        </w:rPr>
+      </w:pPr>
+      <w:r>
+        <w:rPr>
+          <w:rFonts w:ascii="Times New Roman" w:eastAsia="Times New Roman" w:hAnsi="Times New Roman" w:cs="Times New Roman"/>
+          <w:b/>
+          <w:sz w:val="28"/>
+          <w:szCs w:val="28"/>
+        </w:rPr>
+        <w:t xml:space="preserve">1 Date in member create form must be </w:t>
+      </w:r>
+      <w:proofErr w:type="spellStart"/>
+      <w:r>
+        <w:rPr>
+          <w:rFonts w:ascii="Times New Roman" w:eastAsia="Times New Roman" w:hAnsi="Times New Roman" w:cs="Times New Roman"/>
+          <w:b/>
+          <w:sz w:val="28"/>
+          <w:szCs w:val="28"/>
+        </w:rPr>
+        <w:t>datetime</w:t>
+      </w:r>
+      <w:proofErr w:type="spellEnd"/>
+      <w:r>
+        <w:rPr>
+          <w:rFonts w:ascii="Times New Roman" w:eastAsia="Times New Roman" w:hAnsi="Times New Roman" w:cs="Times New Roman"/>
+          <w:b/>
+          <w:sz w:val="28"/>
+          <w:szCs w:val="28"/>
+        </w:rPr>
+        <w:t xml:space="preserve"> picker and not the plain text </w:t>
+      </w:r>
+      <w:proofErr w:type="gramStart"/>
+      <w:r>
+        <w:rPr>
+          <w:rFonts w:ascii="Times New Roman" w:eastAsia="Times New Roman" w:hAnsi="Times New Roman" w:cs="Times New Roman"/>
+          <w:b/>
+          <w:sz w:val="28"/>
+          <w:szCs w:val="28"/>
+        </w:rPr>
+        <w:t>box .</w:t>
+      </w:r>
+      <w:proofErr w:type="gramEnd"/>
+    </w:p>
+    <w:p>
+      <w:pPr>
+        <w:rPr>
+          <w:rFonts w:ascii="Times New Roman" w:eastAsia="Times New Roman" w:hAnsi="Times New Roman" w:cs="Times New Roman"/>
+          <w:b/>
+          <w:sz w:val="28"/>
+          <w:szCs w:val="28"/>
+        </w:rPr>
+      </w:pPr>
+    </w:p>
+    <w:p>
+      <w:pPr>
+        <w:rPr>
+          <w:rFonts w:ascii="Times New Roman" w:eastAsia="Times New Roman" w:hAnsi="Times New Roman" w:cs="Times New Roman"/>
+          <w:b/>
+          <w:sz w:val="28"/>
+          <w:szCs w:val="28"/>
+        </w:rPr>
+      </w:pPr>
+      <w:r>
+        <w:rPr>
+          <w:rFonts w:ascii="Times New Roman" w:eastAsia="Times New Roman" w:hAnsi="Times New Roman" w:cs="Times New Roman"/>
+          <w:b/>
+          <w:sz w:val="28"/>
+          <w:szCs w:val="28"/>
+        </w:rPr>
+        <w:t xml:space="preserve">2 Plan is not bounded in the Grid of the create member </w:t>
+      </w:r>
+    </w:p>
+    <w:p>
       <w:bookmarkStart w:id="0" w:name="_GoBack"/>
       <w:bookmarkEnd w:id="0"/>
     </w:p>
-    <w:p/>
-    <w:p/>
     <w:sectPr>
       <w:pgSz w:w="12240" w:h="15840"/>
       <w:pgMar w:top="1440" w:right="1440" w:bottom="1440" w:left="1440" w:header="720" w:footer="720" w:gutter="0"/>
@@ -439,6 +565,96 @@
     <w:semiHidden/>
     <w:unhideWhenUsed/>
   </w:style>
+  <w:style w:type="paragraph" w:customStyle="1" w:styleId="pdq2pgselectionanchorcontainer">
+    <w:name w:val="pdq2pg_selectionanchorcontainer"/>
+    <w:basedOn w:val="Normal"/>
+    <w:rsid w:val="000419D5"/>
+    <w:pPr>
+      <w:spacing w:before="100" w:beforeAutospacing="1" w:after="100" w:afterAutospacing="1" w:line="240" w:lineRule="auto"/>
+    </w:pPr>
+    <w:rPr>
+      <w:rFonts w:ascii="Times New Roman" w:eastAsia="Times New Roman" w:hAnsi="Times New Roman" w:cs="Times New Roman"/>
+      <w:sz w:val="24"/>
+      <w:szCs w:val="24"/>
+    </w:rPr>
+  </w:style>
+  <w:style w:type="paragraph" w:styleId="HTMLPreformatted">
+    <w:name w:val="HTML Preformatted"/>
+    <w:basedOn w:val="Normal"/>
+    <w:link w:val="HTMLPreformattedChar"/>
+    <w:uiPriority w:val="99"/>
+    <w:semiHidden/>
+    <w:unhideWhenUsed/>
+    <w:rsid w:val="000419D5"/>
+    <w:pPr>
+      <w:tabs>
+        <w:tab w:val="left" w:pos="916"/>
+        <w:tab w:val="left" w:pos="1832"/>
+        <w:tab w:val="left" w:pos="2748"/>
+        <w:tab w:val="left" w:pos="3664"/>
+        <w:tab w:val="left" w:pos="4580"/>
+        <w:tab w:val="left" w:pos="5496"/>
+        <w:tab w:val="left" w:pos="6412"/>
+        <w:tab w:val="left" w:pos="7328"/>
+        <w:tab w:val="left" w:pos="8244"/>
+        <w:tab w:val="left" w:pos="9160"/>
+        <w:tab w:val="left" w:pos="10076"/>
+        <w:tab w:val="left" w:pos="10992"/>
+        <w:tab w:val="left" w:pos="11908"/>
+        <w:tab w:val="left" w:pos="12824"/>
+        <w:tab w:val="left" w:pos="13740"/>
+        <w:tab w:val="left" w:pos="14656"/>
+      </w:tabs>
+      <w:spacing w:after="0" w:line="240" w:lineRule="auto"/>
+    </w:pPr>
+    <w:rPr>
+      <w:rFonts w:ascii="Courier New" w:eastAsia="Times New Roman" w:hAnsi="Courier New" w:cs="Courier New"/>
+      <w:sz w:val="20"/>
+      <w:szCs w:val="20"/>
+    </w:rPr>
+  </w:style>
+  <w:style w:type="character" w:customStyle="1" w:styleId="HTMLPreformattedChar">
+    <w:name w:val="HTML Preformatted Char"/>
+    <w:basedOn w:val="DefaultParagraphFont"/>
+    <w:link w:val="HTMLPreformatted"/>
+    <w:uiPriority w:val="99"/>
+    <w:semiHidden/>
+    <w:rsid w:val="000419D5"/>
+    <w:rPr>
+      <w:rFonts w:ascii="Courier New" w:eastAsia="Times New Roman" w:hAnsi="Courier New" w:cs="Courier New"/>
+      <w:sz w:val="20"/>
+      <w:szCs w:val="20"/>
+    </w:rPr>
+  </w:style>
+  <w:style w:type="character" w:styleId="HTMLCode">
+    <w:name w:val="HTML Code"/>
+    <w:basedOn w:val="DefaultParagraphFont"/>
+    <w:uiPriority w:val="99"/>
+    <w:semiHidden/>
+    <w:unhideWhenUsed/>
+    <w:rsid w:val="000419D5"/>
+    <w:rPr>
+      <w:rFonts w:ascii="Courier New" w:eastAsia="Times New Roman" w:hAnsi="Courier New" w:cs="Courier New"/>
+      <w:sz w:val="20"/>
+      <w:szCs w:val="20"/>
+    </w:rPr>
+  </w:style>
+  <w:style w:type="paragraph" w:styleId="NormalWeb">
+    <w:name w:val="Normal (Web)"/>
+    <w:basedOn w:val="Normal"/>
+    <w:uiPriority w:val="99"/>
+    <w:semiHidden/>
+    <w:unhideWhenUsed/>
+    <w:rsid w:val="000419D5"/>
+    <w:pPr>
+      <w:spacing w:before="100" w:beforeAutospacing="1" w:after="100" w:afterAutospacing="1" w:line="240" w:lineRule="auto"/>
+    </w:pPr>
+    <w:rPr>
+      <w:rFonts w:ascii="Times New Roman" w:eastAsia="Times New Roman" w:hAnsi="Times New Roman" w:cs="Times New Roman"/>
+      <w:sz w:val="24"/>
+      <w:szCs w:val="24"/>
+    </w:rPr>
+  </w:style>
 </w:styles>
 </file>
 
